--- a/LoTM Rulebook.docx
+++ b/LoTM Rulebook.docx
@@ -2,7 +2,7 @@
 <file path=word/document.xml><?xml version="1.0" encoding="utf-8"?>
 <w:document xmlns:w="http://schemas.openxmlformats.org/wordprocessingml/2006/main" xmlns:m="http://schemas.openxmlformats.org/officeDocument/2006/math" xmlns:r="http://schemas.openxmlformats.org/officeDocument/2006/relationships" xmlns:o="urn:schemas-microsoft-com:office:office" xmlns:v="urn:schemas-microsoft-com:vml" xmlns:w10="urn:schemas-microsoft-com:office:word" xmlns:a="http://schemas.openxmlformats.org/drawingml/2006/main" xmlns:pic="http://schemas.openxmlformats.org/drawingml/2006/picture" xmlns:wp="http://schemas.openxmlformats.org/drawingml/2006/wordprocessingDrawing">
   <w:body>
-    <w:bookmarkStart w:id="17" w:name="lord-of-the-mysteries-ttrpg"/>
+    <w:bookmarkStart w:id="23" w:name="lord-of-the-mysteries-ttrpg"/>
     <w:p>
       <w:pPr>
         <w:pStyle w:val="Heading1"/>
@@ -140,13 +140,13 @@
       </w:r>
     </w:p>
     <w:bookmarkEnd w:id="11"/>
-    <w:bookmarkStart w:id="12" w:name="X5cba7b30c43c27311861f8e148b7f5431ba0dc1"/>
+    <w:bookmarkStart w:id="12" w:name="X94e1354ad1d52c1c31281384f04f5c5509ca7c1"/>
     <w:p>
       <w:pPr>
         <w:pStyle w:val="Heading2"/>
       </w:pPr>
       <w:r>
-        <w:t xml:space="preserve">2. Action Economy</w:t>
+        <w:t xml:space="preserve">2. Combat Resolution Pipeline</w:t>
       </w:r>
     </w:p>
     <w:p>
@@ -154,6 +154,137 @@
         <w:pStyle w:val="FirstParagraph"/>
       </w:pPr>
       <w:r>
+        <w:t xml:space="preserve">Attack checks and damage are resolved in this order:</w:t>
+      </w:r>
+    </w:p>
+    <w:p>
+      <w:pPr>
+        <w:pStyle w:val="SourceCode"/>
+      </w:pPr>
+      <w:r>
+        <w:rPr>
+          <w:rStyle w:val="VerbatimChar"/>
+        </w:rPr>
+        <w:t xml:space="preserve">AttackTarget = clamp(</w:t>
+      </w:r>
+      <w:r>
+        <w:br/>
+      </w:r>
+      <w:r>
+        <w:rPr>
+          <w:rStyle w:val="VerbatimChar"/>
+        </w:rPr>
+        <w:t xml:space="preserve">  35 + floor(AttackAttribute / 3) + ProficiencyBonus + OffenseModifiers + WeaponAccuracy - TargetDefenseShift - TargetCoverPenalty,</w:t>
+      </w:r>
+      <w:r>
+        <w:br/>
+      </w:r>
+      <w:r>
+        <w:rPr>
+          <w:rStyle w:val="VerbatimChar"/>
+        </w:rPr>
+        <w:t xml:space="preserve">  1,</w:t>
+      </w:r>
+      <w:r>
+        <w:br/>
+      </w:r>
+      <w:r>
+        <w:rPr>
+          <w:rStyle w:val="VerbatimChar"/>
+        </w:rPr>
+        <w:t xml:space="preserve">  95</w:t>
+      </w:r>
+      <w:r>
+        <w:br/>
+      </w:r>
+      <w:r>
+        <w:rPr>
+          <w:rStyle w:val="VerbatimChar"/>
+        </w:rPr>
+        <w:t xml:space="preserve">)</w:t>
+      </w:r>
+    </w:p>
+    <w:p>
+      <w:pPr>
+        <w:pStyle w:val="FirstParagraph"/>
+      </w:pPr>
+      <w:r>
+        <w:t xml:space="preserve">If attack roll succeeds, resolve damage:</w:t>
+      </w:r>
+    </w:p>
+    <w:p>
+      <w:pPr>
+        <w:pStyle w:val="SourceCode"/>
+      </w:pPr>
+      <w:r>
+        <w:rPr>
+          <w:rStyle w:val="VerbatimChar"/>
+        </w:rPr>
+        <w:t xml:space="preserve">FinalDamage = max(1, floor((BaseDamage + FlatDamageBonus) * DamageOutMultiplier) - TargetDamageReduction)</w:t>
+      </w:r>
+    </w:p>
+    <w:p>
+      <w:pPr>
+        <w:pStyle w:val="FirstParagraph"/>
+      </w:pPr>
+      <w:r>
+        <w:t xml:space="preserve">Critical handling:</w:t>
+      </w:r>
+    </w:p>
+    <w:p>
+      <w:pPr>
+        <w:pStyle w:val="Compact"/>
+        <w:numPr>
+          <w:ilvl w:val="0"/>
+          <w:numId w:val="1001"/>
+        </w:numPr>
+      </w:pPr>
+      <w:r>
+        <w:t xml:space="preserve">natural 1 on attack: critical hit, double</w:t>
+      </w:r>
+      <w:r>
+        <w:t xml:space="preserve"> </w:t>
+      </w:r>
+      <w:r>
+        <w:rPr>
+          <w:rStyle w:val="VerbatimChar"/>
+        </w:rPr>
+        <w:t xml:space="preserve">BaseDamage</w:t>
+      </w:r>
+      <w:r>
+        <w:t xml:space="preserve"> </w:t>
+      </w:r>
+      <w:r>
+        <w:t xml:space="preserve">before additive and multiplicative steps</w:t>
+      </w:r>
+    </w:p>
+    <w:p>
+      <w:pPr>
+        <w:pStyle w:val="Compact"/>
+        <w:numPr>
+          <w:ilvl w:val="0"/>
+          <w:numId w:val="1001"/>
+        </w:numPr>
+      </w:pPr>
+      <w:r>
+        <w:t xml:space="preserve">natural 100 on attack: automatic miss</w:t>
+      </w:r>
+    </w:p>
+    <w:bookmarkEnd w:id="12"/>
+    <w:bookmarkStart w:id="13" w:name="Xf7a66baf842c361bae32cbaa1da098b400fb93f"/>
+    <w:p>
+      <w:pPr>
+        <w:pStyle w:val="Heading2"/>
+      </w:pPr>
+      <w:r>
+        <w:t xml:space="preserve">3. Action Economy</w:t>
+      </w:r>
+    </w:p>
+    <w:p>
+      <w:pPr>
+        <w:pStyle w:val="FirstParagraph"/>
+      </w:pPr>
+      <w:r>
         <w:t xml:space="preserve">Per turn:</w:t>
       </w:r>
     </w:p>
@@ -162,7 +293,7 @@
         <w:pStyle w:val="Compact"/>
         <w:numPr>
           <w:ilvl w:val="0"/>
-          <w:numId w:val="1001"/>
+          <w:numId w:val="1002"/>
         </w:numPr>
       </w:pPr>
       <w:r>
@@ -174,7 +305,7 @@
         <w:pStyle w:val="Compact"/>
         <w:numPr>
           <w:ilvl w:val="0"/>
-          <w:numId w:val="1001"/>
+          <w:numId w:val="1002"/>
         </w:numPr>
       </w:pPr>
       <w:r>
@@ -186,7 +317,7 @@
         <w:pStyle w:val="Compact"/>
         <w:numPr>
           <w:ilvl w:val="0"/>
-          <w:numId w:val="1001"/>
+          <w:numId w:val="1002"/>
         </w:numPr>
       </w:pPr>
       <w:r>
@@ -201,14 +332,14 @@
         <w:t xml:space="preserve">There is no universal Bonus Action. A bonus action exists only if an ability explicitly grants it.</w:t>
       </w:r>
     </w:p>
-    <w:bookmarkEnd w:id="12"/>
-    <w:bookmarkStart w:id="13" w:name="Xb9f3e0c40f13fac1ea88d565a82397aba5bcbe1"/>
+    <w:bookmarkEnd w:id="13"/>
+    <w:bookmarkStart w:id="14" w:name="X6b49168390df43aec237c7617d5e6b8918f943e"/>
     <w:p>
       <w:pPr>
         <w:pStyle w:val="Heading2"/>
       </w:pPr>
       <w:r>
-        <w:t xml:space="preserve">3. Skills and Proficiency</w:t>
+        <w:t xml:space="preserve">4. Skills and Proficiency</w:t>
       </w:r>
     </w:p>
     <w:p>
@@ -277,14 +408,14 @@
         <w:t xml:space="preserve">PassiveRating = floor(SkillTarget / 2)</w:t>
       </w:r>
     </w:p>
-    <w:bookmarkEnd w:id="13"/>
-    <w:bookmarkStart w:id="14" w:name="Xfcb43f2442d6f905e4b091ce8c9a5c426ffcdf9"/>
+    <w:bookmarkEnd w:id="14"/>
+    <w:bookmarkStart w:id="15" w:name="X7d1a40e244a19f3001a4cd5ae7c6c5570ed371c"/>
     <w:p>
       <w:pPr>
         <w:pStyle w:val="Heading2"/>
       </w:pPr>
       <w:r>
-        <w:t xml:space="preserve">4. Corruption</w:t>
+        <w:t xml:space="preserve">5. Corruption</w:t>
       </w:r>
     </w:p>
     <w:p>
@@ -295,7 +426,7 @@
         <w:rPr>
           <w:rStyle w:val="VerbatimChar"/>
         </w:rPr>
-        <w:t xml:space="preserve">CorruptionPenalty = max(-6, -1 * floor(CurrentCorruptionPct / 10))</w:t>
+        <w:t xml:space="preserve">CorruptionPenalty = lookupBandPenalty(CurrentCorruptionPct)</w:t>
       </w:r>
     </w:p>
     <w:p>
@@ -303,6 +434,164 @@
         <w:pStyle w:val="FirstParagraph"/>
       </w:pPr>
       <w:r>
+        <w:t xml:space="preserve">Penalty bands:</w:t>
+      </w:r>
+    </w:p>
+    <w:p>
+      <w:pPr>
+        <w:pStyle w:val="Compact"/>
+        <w:numPr>
+          <w:ilvl w:val="0"/>
+          <w:numId w:val="1003"/>
+        </w:numPr>
+      </w:pPr>
+      <w:r>
+        <w:rPr>
+          <w:rStyle w:val="VerbatimChar"/>
+        </w:rPr>
+        <w:t xml:space="preserve">0-9 =&gt; 0</w:t>
+      </w:r>
+    </w:p>
+    <w:p>
+      <w:pPr>
+        <w:pStyle w:val="Compact"/>
+        <w:numPr>
+          <w:ilvl w:val="0"/>
+          <w:numId w:val="1003"/>
+        </w:numPr>
+      </w:pPr>
+      <w:r>
+        <w:rPr>
+          <w:rStyle w:val="VerbatimChar"/>
+        </w:rPr>
+        <w:t xml:space="preserve">10-19 =&gt; -1</w:t>
+      </w:r>
+    </w:p>
+    <w:p>
+      <w:pPr>
+        <w:pStyle w:val="Compact"/>
+        <w:numPr>
+          <w:ilvl w:val="0"/>
+          <w:numId w:val="1003"/>
+        </w:numPr>
+      </w:pPr>
+      <w:r>
+        <w:rPr>
+          <w:rStyle w:val="VerbatimChar"/>
+        </w:rPr>
+        <w:t xml:space="preserve">20-29 =&gt; -2</w:t>
+      </w:r>
+    </w:p>
+    <w:p>
+      <w:pPr>
+        <w:pStyle w:val="Compact"/>
+        <w:numPr>
+          <w:ilvl w:val="0"/>
+          <w:numId w:val="1003"/>
+        </w:numPr>
+      </w:pPr>
+      <w:r>
+        <w:rPr>
+          <w:rStyle w:val="VerbatimChar"/>
+        </w:rPr>
+        <w:t xml:space="preserve">30-39 =&gt; -3</w:t>
+      </w:r>
+    </w:p>
+    <w:p>
+      <w:pPr>
+        <w:pStyle w:val="Compact"/>
+        <w:numPr>
+          <w:ilvl w:val="0"/>
+          <w:numId w:val="1003"/>
+        </w:numPr>
+      </w:pPr>
+      <w:r>
+        <w:rPr>
+          <w:rStyle w:val="VerbatimChar"/>
+        </w:rPr>
+        <w:t xml:space="preserve">40-49 =&gt; -4</w:t>
+      </w:r>
+    </w:p>
+    <w:p>
+      <w:pPr>
+        <w:pStyle w:val="Compact"/>
+        <w:numPr>
+          <w:ilvl w:val="0"/>
+          <w:numId w:val="1003"/>
+        </w:numPr>
+      </w:pPr>
+      <w:r>
+        <w:rPr>
+          <w:rStyle w:val="VerbatimChar"/>
+        </w:rPr>
+        <w:t xml:space="preserve">50-59 =&gt; -5</w:t>
+      </w:r>
+    </w:p>
+    <w:p>
+      <w:pPr>
+        <w:pStyle w:val="Compact"/>
+        <w:numPr>
+          <w:ilvl w:val="0"/>
+          <w:numId w:val="1003"/>
+        </w:numPr>
+      </w:pPr>
+      <w:r>
+        <w:rPr>
+          <w:rStyle w:val="VerbatimChar"/>
+        </w:rPr>
+        <w:t xml:space="preserve">60-69 =&gt; -6</w:t>
+      </w:r>
+    </w:p>
+    <w:p>
+      <w:pPr>
+        <w:pStyle w:val="Compact"/>
+        <w:numPr>
+          <w:ilvl w:val="0"/>
+          <w:numId w:val="1003"/>
+        </w:numPr>
+      </w:pPr>
+      <w:r>
+        <w:rPr>
+          <w:rStyle w:val="VerbatimChar"/>
+        </w:rPr>
+        <w:t xml:space="preserve">70-79 =&gt; -7</w:t>
+      </w:r>
+    </w:p>
+    <w:p>
+      <w:pPr>
+        <w:pStyle w:val="Compact"/>
+        <w:numPr>
+          <w:ilvl w:val="0"/>
+          <w:numId w:val="1003"/>
+        </w:numPr>
+      </w:pPr>
+      <w:r>
+        <w:rPr>
+          <w:rStyle w:val="VerbatimChar"/>
+        </w:rPr>
+        <w:t xml:space="preserve">80-89 =&gt; -8</w:t>
+      </w:r>
+    </w:p>
+    <w:p>
+      <w:pPr>
+        <w:pStyle w:val="Compact"/>
+        <w:numPr>
+          <w:ilvl w:val="0"/>
+          <w:numId w:val="1003"/>
+        </w:numPr>
+      </w:pPr>
+      <w:r>
+        <w:rPr>
+          <w:rStyle w:val="VerbatimChar"/>
+        </w:rPr>
+        <w:t xml:space="preserve">90-100 =&gt; -10</w:t>
+      </w:r>
+    </w:p>
+    <w:p>
+      <w:pPr>
+        <w:pStyle w:val="FirstParagraph"/>
+      </w:pPr>
+      <w:r>
         <w:t xml:space="preserve">Mandatory trigger thresholds are</w:t>
       </w:r>
       <w:r>
@@ -354,14 +643,49 @@
         <w:t xml:space="preserve">.</w:t>
       </w:r>
     </w:p>
-    <w:bookmarkEnd w:id="14"/>
-    <w:bookmarkStart w:id="15" w:name="Xa2c6f62900d2fee17382d2618453446633baeae"/>
+    <w:p>
+      <w:pPr>
+        <w:pStyle w:val="BodyText"/>
+      </w:pPr>
+      <w:r>
+        <w:t xml:space="preserve">Corruption is tracked in integer points from</w:t>
+      </w:r>
+      <w:r>
+        <w:t xml:space="preserve"> </w:t>
+      </w:r>
+      <w:r>
+        <w:rPr>
+          <w:rStyle w:val="VerbatimChar"/>
+        </w:rPr>
+        <w:t xml:space="preserve">0</w:t>
+      </w:r>
+      <w:r>
+        <w:t xml:space="preserve"> </w:t>
+      </w:r>
+      <w:r>
+        <w:t xml:space="preserve">to</w:t>
+      </w:r>
+      <w:r>
+        <w:t xml:space="preserve"> </w:t>
+      </w:r>
+      <w:r>
+        <w:rPr>
+          <w:rStyle w:val="VerbatimChar"/>
+        </w:rPr>
+        <w:t xml:space="preserve">100</w:t>
+      </w:r>
+      <w:r>
+        <w:t xml:space="preserve">.</w:t>
+      </w:r>
+    </w:p>
+    <w:bookmarkEnd w:id="15"/>
+    <w:bookmarkStart w:id="16" w:name="X9575838e5016a8e49c2803f53db7ab334c1d20a"/>
     <w:p>
       <w:pPr>
         <w:pStyle w:val="Heading2"/>
       </w:pPr>
       <w:r>
-        <w:t xml:space="preserve">5. Ability Data Contract (Schema-Aligned)</w:t>
+        <w:t xml:space="preserve">6. Downed and Death Track</w:t>
       </w:r>
     </w:p>
     <w:p>
@@ -369,6 +693,552 @@
         <w:pStyle w:val="FirstParagraph"/>
       </w:pPr>
       <w:r>
+        <w:t xml:space="preserve">When a character reaches</w:t>
+      </w:r>
+      <w:r>
+        <w:t xml:space="preserve"> </w:t>
+      </w:r>
+      <w:r>
+        <w:rPr>
+          <w:rStyle w:val="VerbatimChar"/>
+        </w:rPr>
+        <w:t xml:space="preserve">HP &lt;= 0</w:t>
+      </w:r>
+      <w:r>
+        <w:t xml:space="preserve">:</w:t>
+      </w:r>
+    </w:p>
+    <w:p>
+      <w:pPr>
+        <w:pStyle w:val="Compact"/>
+        <w:numPr>
+          <w:ilvl w:val="0"/>
+          <w:numId w:val="1004"/>
+        </w:numPr>
+      </w:pPr>
+      <w:r>
+        <w:t xml:space="preserve">set</w:t>
+      </w:r>
+      <w:r>
+        <w:t xml:space="preserve"> </w:t>
+      </w:r>
+      <w:r>
+        <w:rPr>
+          <w:rStyle w:val="VerbatimChar"/>
+        </w:rPr>
+        <w:t xml:space="preserve">HP = 0</w:t>
+      </w:r>
+    </w:p>
+    <w:p>
+      <w:pPr>
+        <w:pStyle w:val="Compact"/>
+        <w:numPr>
+          <w:ilvl w:val="0"/>
+          <w:numId w:val="1004"/>
+        </w:numPr>
+      </w:pPr>
+      <w:r>
+        <w:t xml:space="preserve">apply</w:t>
+      </w:r>
+      <w:r>
+        <w:t xml:space="preserve"> </w:t>
+      </w:r>
+      <w:r>
+        <w:rPr>
+          <w:rStyle w:val="VerbatimChar"/>
+        </w:rPr>
+        <w:t xml:space="preserve">condition.downed</w:t>
+      </w:r>
+    </w:p>
+    <w:p>
+      <w:pPr>
+        <w:pStyle w:val="Compact"/>
+        <w:numPr>
+          <w:ilvl w:val="0"/>
+          <w:numId w:val="1004"/>
+        </w:numPr>
+      </w:pPr>
+      <w:r>
+        <w:t xml:space="preserve">set</w:t>
+      </w:r>
+      <w:r>
+        <w:t xml:space="preserve"> </w:t>
+      </w:r>
+      <w:r>
+        <w:rPr>
+          <w:rStyle w:val="VerbatimChar"/>
+        </w:rPr>
+        <w:t xml:space="preserve">deathSaves = 0</w:t>
+      </w:r>
+    </w:p>
+    <w:p>
+      <w:pPr>
+        <w:pStyle w:val="FirstParagraph"/>
+      </w:pPr>
+      <w:r>
+        <w:t xml:space="preserve">At end of each of the downed character's turns, roll:</w:t>
+      </w:r>
+    </w:p>
+    <w:p>
+      <w:pPr>
+        <w:pStyle w:val="SourceCode"/>
+      </w:pPr>
+      <w:r>
+        <w:rPr>
+          <w:rStyle w:val="VerbatimChar"/>
+        </w:rPr>
+        <w:t xml:space="preserve">DeathTarget = clamp(50 + floor(CON / 2) - min(6, floor(CorruptionPct / 10)), 1, 95)</w:t>
+      </w:r>
+    </w:p>
+    <w:p>
+      <w:pPr>
+        <w:pStyle w:val="FirstParagraph"/>
+      </w:pPr>
+      <w:r>
+        <w:t xml:space="preserve">Outcomes:</w:t>
+      </w:r>
+    </w:p>
+    <w:p>
+      <w:pPr>
+        <w:pStyle w:val="Compact"/>
+        <w:numPr>
+          <w:ilvl w:val="0"/>
+          <w:numId w:val="1005"/>
+        </w:numPr>
+      </w:pPr>
+      <w:r>
+        <w:t xml:space="preserve">success: gain 1 death save</w:t>
+      </w:r>
+    </w:p>
+    <w:p>
+      <w:pPr>
+        <w:pStyle w:val="Compact"/>
+        <w:numPr>
+          <w:ilvl w:val="0"/>
+          <w:numId w:val="1005"/>
+        </w:numPr>
+      </w:pPr>
+      <w:r>
+        <w:t xml:space="preserve">failure: gain 1 death mark</w:t>
+      </w:r>
+    </w:p>
+    <w:p>
+      <w:pPr>
+        <w:pStyle w:val="Compact"/>
+        <w:numPr>
+          <w:ilvl w:val="0"/>
+          <w:numId w:val="1005"/>
+        </w:numPr>
+      </w:pPr>
+      <w:r>
+        <w:t xml:space="preserve">natural 1: gain 2 death saves</w:t>
+      </w:r>
+    </w:p>
+    <w:p>
+      <w:pPr>
+        <w:pStyle w:val="Compact"/>
+        <w:numPr>
+          <w:ilvl w:val="0"/>
+          <w:numId w:val="1005"/>
+        </w:numPr>
+      </w:pPr>
+      <w:r>
+        <w:t xml:space="preserve">natural 100: gain 2 death marks</w:t>
+      </w:r>
+    </w:p>
+    <w:p>
+      <w:pPr>
+        <w:pStyle w:val="FirstParagraph"/>
+      </w:pPr>
+      <w:r>
+        <w:t xml:space="preserve">Resolution:</w:t>
+      </w:r>
+    </w:p>
+    <w:p>
+      <w:pPr>
+        <w:pStyle w:val="Compact"/>
+        <w:numPr>
+          <w:ilvl w:val="0"/>
+          <w:numId w:val="1006"/>
+        </w:numPr>
+      </w:pPr>
+      <w:r>
+        <w:t xml:space="preserve">at</w:t>
+      </w:r>
+      <w:r>
+        <w:t xml:space="preserve"> </w:t>
+      </w:r>
+      <w:r>
+        <w:rPr>
+          <w:rStyle w:val="VerbatimChar"/>
+        </w:rPr>
+        <w:t xml:space="preserve">3 death saves</w:t>
+      </w:r>
+      <w:r>
+        <w:t xml:space="preserve">: character stabilizes (remains unconscious at 0 HP, no further death checks)</w:t>
+      </w:r>
+    </w:p>
+    <w:p>
+      <w:pPr>
+        <w:pStyle w:val="Compact"/>
+        <w:numPr>
+          <w:ilvl w:val="0"/>
+          <w:numId w:val="1006"/>
+        </w:numPr>
+      </w:pPr>
+      <w:r>
+        <w:t xml:space="preserve">at</w:t>
+      </w:r>
+      <w:r>
+        <w:t xml:space="preserve"> </w:t>
+      </w:r>
+      <w:r>
+        <w:rPr>
+          <w:rStyle w:val="VerbatimChar"/>
+        </w:rPr>
+        <w:t xml:space="preserve">3 death marks</w:t>
+      </w:r>
+      <w:r>
+        <w:t xml:space="preserve">: character dies</w:t>
+      </w:r>
+    </w:p>
+    <w:p>
+      <w:pPr>
+        <w:pStyle w:val="Compact"/>
+        <w:numPr>
+          <w:ilvl w:val="0"/>
+          <w:numId w:val="1006"/>
+        </w:numPr>
+      </w:pPr>
+      <w:r>
+        <w:t xml:space="preserve">if a downed character takes damage: gain</w:t>
+      </w:r>
+      <w:r>
+        <w:t xml:space="preserve"> </w:t>
+      </w:r>
+      <w:r>
+        <w:rPr>
+          <w:rStyle w:val="VerbatimChar"/>
+        </w:rPr>
+        <w:t xml:space="preserve">1 death mark</w:t>
+      </w:r>
+    </w:p>
+    <w:p>
+      <w:pPr>
+        <w:pStyle w:val="Compact"/>
+        <w:numPr>
+          <w:ilvl w:val="0"/>
+          <w:numId w:val="1006"/>
+        </w:numPr>
+      </w:pPr>
+      <w:r>
+        <w:t xml:space="preserve">any healing that raises HP above 0 removes downed and resets death marks and death saves to 0</w:t>
+      </w:r>
+    </w:p>
+    <w:bookmarkEnd w:id="16"/>
+    <w:bookmarkStart w:id="17" w:name="X4a6dba343732f6f4a9251caa964574efa47f94e"/>
+    <w:p>
+      <w:pPr>
+        <w:pStyle w:val="Heading2"/>
+      </w:pPr>
+      <w:r>
+        <w:t xml:space="preserve">7. Advancement Resolution</w:t>
+      </w:r>
+    </w:p>
+    <w:p>
+      <w:pPr>
+        <w:pStyle w:val="FirstParagraph"/>
+      </w:pPr>
+      <w:r>
+        <w:t xml:space="preserve">Advancement uses three stages:</w:t>
+      </w:r>
+    </w:p>
+    <w:p>
+      <w:pPr>
+        <w:pStyle w:val="Compact"/>
+        <w:numPr>
+          <w:ilvl w:val="0"/>
+          <w:numId w:val="1007"/>
+        </w:numPr>
+      </w:pPr>
+      <w:r>
+        <w:t xml:space="preserve">preparation:</w:t>
+      </w:r>
+      <w:r>
+        <w:t xml:space="preserve"> </w:t>
+      </w:r>
+      <w:r>
+        <w:rPr>
+          <w:rStyle w:val="VerbatimChar"/>
+        </w:rPr>
+        <w:t xml:space="preserve">ritualism</w:t>
+      </w:r>
+    </w:p>
+    <w:p>
+      <w:pPr>
+        <w:pStyle w:val="Compact"/>
+        <w:numPr>
+          <w:ilvl w:val="0"/>
+          <w:numId w:val="1007"/>
+        </w:numPr>
+      </w:pPr>
+      <w:r>
+        <w:t xml:space="preserve">channeling:</w:t>
+      </w:r>
+      <w:r>
+        <w:t xml:space="preserve"> </w:t>
+      </w:r>
+      <w:r>
+        <w:rPr>
+          <w:rStyle w:val="VerbatimChar"/>
+        </w:rPr>
+        <w:t xml:space="preserve">willpower</w:t>
+      </w:r>
+      <w:r>
+        <w:t xml:space="preserve"> </w:t>
+      </w:r>
+      <w:r>
+        <w:t xml:space="preserve">by default, or</w:t>
+      </w:r>
+      <w:r>
+        <w:t xml:space="preserve"> </w:t>
+      </w:r>
+      <w:r>
+        <w:rPr>
+          <w:rStyle w:val="VerbatimChar"/>
+        </w:rPr>
+        <w:t xml:space="preserve">endurance</w:t>
+      </w:r>
+      <w:r>
+        <w:t xml:space="preserve"> </w:t>
+      </w:r>
+      <w:r>
+        <w:t xml:space="preserve">if declared before rolling</w:t>
+      </w:r>
+    </w:p>
+    <w:p>
+      <w:pPr>
+        <w:pStyle w:val="Compact"/>
+        <w:numPr>
+          <w:ilvl w:val="0"/>
+          <w:numId w:val="1007"/>
+        </w:numPr>
+      </w:pPr>
+      <w:r>
+        <w:t xml:space="preserve">integration:</w:t>
+      </w:r>
+      <w:r>
+        <w:t xml:space="preserve"> </w:t>
+      </w:r>
+      <w:r>
+        <w:rPr>
+          <w:rStyle w:val="VerbatimChar"/>
+        </w:rPr>
+        <w:t xml:space="preserve">ritualism</w:t>
+      </w:r>
+    </w:p>
+    <w:p>
+      <w:pPr>
+        <w:pStyle w:val="FirstParagraph"/>
+      </w:pPr>
+      <w:r>
+        <w:t xml:space="preserve">Natural 1 and natural 100 apply universal critical rules:</w:t>
+      </w:r>
+    </w:p>
+    <w:p>
+      <w:pPr>
+        <w:pStyle w:val="Compact"/>
+        <w:numPr>
+          <w:ilvl w:val="0"/>
+          <w:numId w:val="1008"/>
+        </w:numPr>
+      </w:pPr>
+      <w:r>
+        <w:t xml:space="preserve">natural 1: success and</w:t>
+      </w:r>
+      <w:r>
+        <w:t xml:space="preserve"> </w:t>
+      </w:r>
+      <w:r>
+        <w:rPr>
+          <w:rStyle w:val="VerbatimChar"/>
+        </w:rPr>
+        <w:t xml:space="preserve">+10</w:t>
+      </w:r>
+      <w:r>
+        <w:t xml:space="preserve"> </w:t>
+      </w:r>
+      <w:r>
+        <w:t xml:space="preserve">margin bonus</w:t>
+      </w:r>
+    </w:p>
+    <w:p>
+      <w:pPr>
+        <w:pStyle w:val="Compact"/>
+        <w:numPr>
+          <w:ilvl w:val="0"/>
+          <w:numId w:val="1008"/>
+        </w:numPr>
+      </w:pPr>
+      <w:r>
+        <w:t xml:space="preserve">natural 100: stage auto-fails and triggers backlash check</w:t>
+      </w:r>
+    </w:p>
+    <w:p>
+      <w:pPr>
+        <w:pStyle w:val="FirstParagraph"/>
+      </w:pPr>
+      <w:r>
+        <w:t xml:space="preserve">Advancement failure penalties apply corruption points directly on the</w:t>
+      </w:r>
+      <w:r>
+        <w:t xml:space="preserve"> </w:t>
+      </w:r>
+      <w:r>
+        <w:rPr>
+          <w:rStyle w:val="VerbatimChar"/>
+        </w:rPr>
+        <w:t xml:space="preserve">0..100</w:t>
+      </w:r>
+      <w:r>
+        <w:t xml:space="preserve"> </w:t>
+      </w:r>
+      <w:r>
+        <w:t xml:space="preserve">corruption track:</w:t>
+      </w:r>
+    </w:p>
+    <w:p>
+      <w:pPr>
+        <w:pStyle w:val="Compact"/>
+        <w:numPr>
+          <w:ilvl w:val="0"/>
+          <w:numId w:val="1009"/>
+        </w:numPr>
+      </w:pPr>
+      <w:r>
+        <w:t xml:space="preserve">one pass total:</w:t>
+      </w:r>
+      <w:r>
+        <w:t xml:space="preserve"> </w:t>
+      </w:r>
+      <w:r>
+        <w:rPr>
+          <w:rStyle w:val="VerbatimChar"/>
+        </w:rPr>
+        <w:t xml:space="preserve">+8 corruption</w:t>
+      </w:r>
+      <w:r>
+        <w:t xml:space="preserve">, consume</w:t>
+      </w:r>
+      <w:r>
+        <w:t xml:space="preserve"> </w:t>
+      </w:r>
+      <w:r>
+        <w:rPr>
+          <w:rStyle w:val="VerbatimChar"/>
+        </w:rPr>
+        <w:t xml:space="preserve">50%</w:t>
+      </w:r>
+      <w:r>
+        <w:t xml:space="preserve"> </w:t>
+      </w:r>
+      <w:r>
+        <w:t xml:space="preserve">ingredients</w:t>
+      </w:r>
+    </w:p>
+    <w:p>
+      <w:pPr>
+        <w:pStyle w:val="Compact"/>
+        <w:numPr>
+          <w:ilvl w:val="0"/>
+          <w:numId w:val="1009"/>
+        </w:numPr>
+      </w:pPr>
+      <w:r>
+        <w:t xml:space="preserve">zero passes:</w:t>
+      </w:r>
+      <w:r>
+        <w:t xml:space="preserve"> </w:t>
+      </w:r>
+      <w:r>
+        <w:rPr>
+          <w:rStyle w:val="VerbatimChar"/>
+        </w:rPr>
+        <w:t xml:space="preserve">+15 corruption</w:t>
+      </w:r>
+      <w:r>
+        <w:t xml:space="preserve">, consume</w:t>
+      </w:r>
+      <w:r>
+        <w:t xml:space="preserve"> </w:t>
+      </w:r>
+      <w:r>
+        <w:rPr>
+          <w:rStyle w:val="VerbatimChar"/>
+        </w:rPr>
+        <w:t xml:space="preserve">100%</w:t>
+      </w:r>
+      <w:r>
+        <w:t xml:space="preserve"> </w:t>
+      </w:r>
+      <w:r>
+        <w:t xml:space="preserve">ingredients</w:t>
+      </w:r>
+    </w:p>
+    <w:p>
+      <w:pPr>
+        <w:pStyle w:val="Compact"/>
+        <w:numPr>
+          <w:ilvl w:val="0"/>
+          <w:numId w:val="1009"/>
+        </w:numPr>
+      </w:pPr>
+      <w:r>
+        <w:t xml:space="preserve">critical backlash:</w:t>
+      </w:r>
+      <w:r>
+        <w:t xml:space="preserve"> </w:t>
+      </w:r>
+      <w:r>
+        <w:rPr>
+          <w:rStyle w:val="VerbatimChar"/>
+        </w:rPr>
+        <w:t xml:space="preserve">+25 corruption</w:t>
+      </w:r>
+      <w:r>
+        <w:t xml:space="preserve">, consume</w:t>
+      </w:r>
+      <w:r>
+        <w:t xml:space="preserve"> </w:t>
+      </w:r>
+      <w:r>
+        <w:rPr>
+          <w:rStyle w:val="VerbatimChar"/>
+        </w:rPr>
+        <w:t xml:space="preserve">100%</w:t>
+      </w:r>
+      <w:r>
+        <w:t xml:space="preserve"> </w:t>
+      </w:r>
+      <w:r>
+        <w:t xml:space="preserve">ingredients, consume one extra rare-equivalent ingredient, trigger corruption event</w:t>
+      </w:r>
+    </w:p>
+    <w:bookmarkEnd w:id="17"/>
+    <w:bookmarkStart w:id="18" w:name="X05157861892578d0f321453e9e18fd4a68e51a8"/>
+    <w:p>
+      <w:pPr>
+        <w:pStyle w:val="Heading2"/>
+      </w:pPr>
+      <w:r>
+        <w:t xml:space="preserve">8. Ability Data Contract (Schema-Aligned)</w:t>
+      </w:r>
+    </w:p>
+    <w:p>
+      <w:pPr>
+        <w:pStyle w:val="FirstParagraph"/>
+      </w:pPr>
+      <w:r>
         <w:t xml:space="preserve">All published abilities must align to</w:t>
       </w:r>
       <w:r>
@@ -1202,14 +2072,14 @@
         <w:t xml:space="preserve">}</w:t>
       </w:r>
     </w:p>
-    <w:bookmarkEnd w:id="15"/>
-    <w:bookmarkStart w:id="16" w:name="X01e856155184002e4d19b2cd8eec92b267a9d7b"/>
+    <w:bookmarkEnd w:id="18"/>
+    <w:bookmarkStart w:id="19" w:name="X2212e4bc3805b342592447aca3508972787b2c8"/>
     <w:p>
       <w:pPr>
         <w:pStyle w:val="Heading2"/>
       </w:pPr>
       <w:r>
-        <w:t xml:space="preserve">6. Sequence Gate Semantics</w:t>
+        <w:t xml:space="preserve">9. Sequence Gate Semantics</w:t>
       </w:r>
     </w:p>
     <w:p>
@@ -1242,7 +2112,7 @@
         <w:pStyle w:val="Compact"/>
         <w:numPr>
           <w:ilvl w:val="0"/>
-          <w:numId w:val="1002"/>
+          <w:numId w:val="1010"/>
         </w:numPr>
       </w:pPr>
       <w:r>
@@ -1254,7 +2124,7 @@
         <w:pStyle w:val="Compact"/>
         <w:numPr>
           <w:ilvl w:val="0"/>
-          <w:numId w:val="1002"/>
+          <w:numId w:val="1010"/>
         </w:numPr>
       </w:pPr>
       <w:r>
@@ -1264,8 +2134,488 @@
         <w:t xml:space="preserve">actor.sequence &lt;= ability.minSequence</w:t>
       </w:r>
     </w:p>
-    <w:bookmarkEnd w:id="16"/>
-    <w:bookmarkEnd w:id="17"/>
+    <w:p>
+      <w:pPr>
+        <w:pStyle w:val="FirstParagraph"/>
+      </w:pPr>
+      <w:r>
+        <w:t xml:space="preserve">For abilities, content must satisfy:</w:t>
+      </w:r>
+    </w:p>
+    <w:p>
+      <w:pPr>
+        <w:pStyle w:val="Compact"/>
+        <w:numPr>
+          <w:ilvl w:val="0"/>
+          <w:numId w:val="1011"/>
+        </w:numPr>
+      </w:pPr>
+      <w:r>
+        <w:rPr>
+          <w:rStyle w:val="VerbatimChar"/>
+        </w:rPr>
+        <w:t xml:space="preserve">ability.minSequence &lt;= ability.sequence</w:t>
+      </w:r>
+    </w:p>
+    <w:p>
+      <w:pPr>
+        <w:pStyle w:val="Compact"/>
+        <w:numPr>
+          <w:ilvl w:val="0"/>
+          <w:numId w:val="1011"/>
+        </w:numPr>
+      </w:pPr>
+      <w:r>
+        <w:t xml:space="preserve">if</w:t>
+      </w:r>
+      <w:r>
+        <w:t xml:space="preserve"> </w:t>
+      </w:r>
+      <w:r>
+        <w:rPr>
+          <w:rStyle w:val="VerbatimChar"/>
+        </w:rPr>
+        <w:t xml:space="preserve">allowedPathwayIds</w:t>
+      </w:r>
+      <w:r>
+        <w:t xml:space="preserve"> </w:t>
+      </w:r>
+      <w:r>
+        <w:t xml:space="preserve">exists, it must include</w:t>
+      </w:r>
+      <w:r>
+        <w:t xml:space="preserve"> </w:t>
+      </w:r>
+      <w:r>
+        <w:rPr>
+          <w:rStyle w:val="VerbatimChar"/>
+        </w:rPr>
+        <w:t xml:space="preserve">ability.pathwayId</w:t>
+      </w:r>
+    </w:p>
+    <w:bookmarkEnd w:id="19"/>
+    <w:bookmarkStart w:id="20" w:name="X0b2b3a62d45018dbed3ea0df75ac83ddcdcec5c"/>
+    <w:p>
+      <w:pPr>
+        <w:pStyle w:val="Heading2"/>
+      </w:pPr>
+      <w:r>
+        <w:t xml:space="preserve">10. Ritual Corruption Term (Hardening)</w:t>
+      </w:r>
+    </w:p>
+    <w:p>
+      <w:pPr>
+        <w:pStyle w:val="FirstParagraph"/>
+      </w:pPr>
+      <w:r>
+        <w:t xml:space="preserve">Corruption applies as a penalty term in ritual checks:</w:t>
+      </w:r>
+    </w:p>
+    <w:p>
+      <w:pPr>
+        <w:pStyle w:val="SourceCode"/>
+      </w:pPr>
+      <w:r>
+        <w:rPr>
+          <w:rStyle w:val="VerbatimChar"/>
+        </w:rPr>
+        <w:t xml:space="preserve">RitualTarget = clamp(</w:t>
+      </w:r>
+      <w:r>
+        <w:br/>
+      </w:r>
+      <w:r>
+        <w:rPr>
+          <w:rStyle w:val="VerbatimChar"/>
+        </w:rPr>
+        <w:t xml:space="preserve">  35 + floor((WIL + INT + LUCK) / 9) + RitualProficiency - Complexity + CorruptionPenalty + CircleBonuses,</w:t>
+      </w:r>
+      <w:r>
+        <w:br/>
+      </w:r>
+      <w:r>
+        <w:rPr>
+          <w:rStyle w:val="VerbatimChar"/>
+        </w:rPr>
+        <w:t xml:space="preserve">  1,</w:t>
+      </w:r>
+      <w:r>
+        <w:br/>
+      </w:r>
+      <w:r>
+        <w:rPr>
+          <w:rStyle w:val="VerbatimChar"/>
+        </w:rPr>
+        <w:t xml:space="preserve">  95</w:t>
+      </w:r>
+      <w:r>
+        <w:br/>
+      </w:r>
+      <w:r>
+        <w:rPr>
+          <w:rStyle w:val="VerbatimChar"/>
+        </w:rPr>
+        <w:t xml:space="preserve">)</w:t>
+      </w:r>
+    </w:p>
+    <w:p>
+      <w:pPr>
+        <w:pStyle w:val="FirstParagraph"/>
+      </w:pPr>
+      <w:r>
+        <w:rPr>
+          <w:rStyle w:val="VerbatimChar"/>
+        </w:rPr>
+        <w:t xml:space="preserve">CorruptionPenalty</w:t>
+      </w:r>
+      <w:r>
+        <w:t xml:space="preserve"> </w:t>
+      </w:r>
+      <w:r>
+        <w:t xml:space="preserve">is non-positive, so this term cannot increase ritual success chance.</w:t>
+      </w:r>
+    </w:p>
+    <w:bookmarkEnd w:id="20"/>
+    <w:bookmarkStart w:id="21" w:name="X1081bff89b8e8ce2ff1b2fe71d8ee6850ad3a8d"/>
+    <w:p>
+      <w:pPr>
+        <w:pStyle w:val="Heading2"/>
+      </w:pPr>
+      <w:r>
+        <w:t xml:space="preserve">11. Effect Lifecycle Safety</w:t>
+      </w:r>
+    </w:p>
+    <w:p>
+      <w:pPr>
+        <w:pStyle w:val="FirstParagraph"/>
+      </w:pPr>
+      <w:r>
+        <w:t xml:space="preserve">For effect entries:</w:t>
+      </w:r>
+    </w:p>
+    <w:p>
+      <w:pPr>
+        <w:pStyle w:val="Compact"/>
+        <w:numPr>
+          <w:ilvl w:val="0"/>
+          <w:numId w:val="1012"/>
+        </w:numPr>
+      </w:pPr>
+      <w:r>
+        <w:rPr>
+          <w:rStyle w:val="VerbatimChar"/>
+        </w:rPr>
+        <w:t xml:space="preserve">sourceCategory</w:t>
+      </w:r>
+      <w:r>
+        <w:t xml:space="preserve"> </w:t>
+      </w:r>
+      <w:r>
+        <w:t xml:space="preserve">is required.</w:t>
+      </w:r>
+    </w:p>
+    <w:p>
+      <w:pPr>
+        <w:pStyle w:val="Compact"/>
+        <w:numPr>
+          <w:ilvl w:val="0"/>
+          <w:numId w:val="1012"/>
+        </w:numPr>
+      </w:pPr>
+      <w:r>
+        <w:rPr>
+          <w:rStyle w:val="VerbatimChar"/>
+        </w:rPr>
+        <w:t xml:space="preserve">target</w:t>
+      </w:r>
+      <w:r>
+        <w:t xml:space="preserve"> </w:t>
+      </w:r>
+      <w:r>
+        <w:t xml:space="preserve">is required.</w:t>
+      </w:r>
+    </w:p>
+    <w:p>
+      <w:pPr>
+        <w:pStyle w:val="Compact"/>
+        <w:numPr>
+          <w:ilvl w:val="0"/>
+          <w:numId w:val="1012"/>
+        </w:numPr>
+      </w:pPr>
+      <w:r>
+        <w:rPr>
+          <w:rStyle w:val="VerbatimChar"/>
+        </w:rPr>
+        <w:t xml:space="preserve">trigger</w:t>
+      </w:r>
+      <w:r>
+        <w:t xml:space="preserve"> </w:t>
+      </w:r>
+      <w:r>
+        <w:t xml:space="preserve">is required.</w:t>
+      </w:r>
+    </w:p>
+    <w:p>
+      <w:pPr>
+        <w:pStyle w:val="Compact"/>
+        <w:numPr>
+          <w:ilvl w:val="0"/>
+          <w:numId w:val="1012"/>
+        </w:numPr>
+      </w:pPr>
+      <w:r>
+        <w:t xml:space="preserve">if</w:t>
+      </w:r>
+      <w:r>
+        <w:t xml:space="preserve"> </w:t>
+      </w:r>
+      <w:r>
+        <w:rPr>
+          <w:rStyle w:val="VerbatimChar"/>
+        </w:rPr>
+        <w:t xml:space="preserve">saveType = none</w:t>
+      </w:r>
+      <w:r>
+        <w:t xml:space="preserve">,</w:t>
+      </w:r>
+      <w:r>
+        <w:t xml:space="preserve"> </w:t>
+      </w:r>
+      <w:r>
+        <w:rPr>
+          <w:rStyle w:val="VerbatimChar"/>
+        </w:rPr>
+        <w:t xml:space="preserve">saveTarget</w:t>
+      </w:r>
+      <w:r>
+        <w:t xml:space="preserve"> </w:t>
+      </w:r>
+      <w:r>
+        <w:t xml:space="preserve">must be</w:t>
+      </w:r>
+      <w:r>
+        <w:t xml:space="preserve"> </w:t>
+      </w:r>
+      <w:r>
+        <w:rPr>
+          <w:rStyle w:val="VerbatimChar"/>
+        </w:rPr>
+        <w:t xml:space="preserve">0</w:t>
+      </w:r>
+      <w:r>
+        <w:t xml:space="preserve"> </w:t>
+      </w:r>
+      <w:r>
+        <w:t xml:space="preserve">and</w:t>
+      </w:r>
+      <w:r>
+        <w:t xml:space="preserve"> </w:t>
+      </w:r>
+      <w:r>
+        <w:rPr>
+          <w:rStyle w:val="VerbatimChar"/>
+        </w:rPr>
+        <w:t xml:space="preserve">removeOn</w:t>
+      </w:r>
+      <w:r>
+        <w:t xml:space="preserve"> </w:t>
+      </w:r>
+      <w:r>
+        <w:t xml:space="preserve">cannot contain</w:t>
+      </w:r>
+      <w:r>
+        <w:t xml:space="preserve"> </w:t>
+      </w:r>
+      <w:r>
+        <w:rPr>
+          <w:rStyle w:val="VerbatimChar"/>
+        </w:rPr>
+        <w:t xml:space="preserve">saveSuccess</w:t>
+      </w:r>
+      <w:r>
+        <w:t xml:space="preserve">.</w:t>
+      </w:r>
+    </w:p>
+    <w:p>
+      <w:pPr>
+        <w:pStyle w:val="Compact"/>
+        <w:numPr>
+          <w:ilvl w:val="0"/>
+          <w:numId w:val="1012"/>
+        </w:numPr>
+      </w:pPr>
+      <w:r>
+        <w:t xml:space="preserve">if</w:t>
+      </w:r>
+      <w:r>
+        <w:t xml:space="preserve"> </w:t>
+      </w:r>
+      <w:r>
+        <w:rPr>
+          <w:rStyle w:val="VerbatimChar"/>
+        </w:rPr>
+        <w:t xml:space="preserve">saveType != none</w:t>
+      </w:r>
+      <w:r>
+        <w:t xml:space="preserve">,</w:t>
+      </w:r>
+      <w:r>
+        <w:t xml:space="preserve"> </w:t>
+      </w:r>
+      <w:r>
+        <w:rPr>
+          <w:rStyle w:val="VerbatimChar"/>
+        </w:rPr>
+        <w:t xml:space="preserve">saveTarget</w:t>
+      </w:r>
+      <w:r>
+        <w:t xml:space="preserve"> </w:t>
+      </w:r>
+      <w:r>
+        <w:t xml:space="preserve">must be</w:t>
+      </w:r>
+      <w:r>
+        <w:t xml:space="preserve"> </w:t>
+      </w:r>
+      <w:r>
+        <w:rPr>
+          <w:rStyle w:val="VerbatimChar"/>
+        </w:rPr>
+        <w:t xml:space="preserve">1..95</w:t>
+      </w:r>
+      <w:r>
+        <w:t xml:space="preserve">.</w:t>
+      </w:r>
+    </w:p>
+    <w:p>
+      <w:pPr>
+        <w:pStyle w:val="Compact"/>
+        <w:numPr>
+          <w:ilvl w:val="0"/>
+          <w:numId w:val="1012"/>
+        </w:numPr>
+      </w:pPr>
+      <w:r>
+        <w:t xml:space="preserve">if</w:t>
+      </w:r>
+      <w:r>
+        <w:t xml:space="preserve"> </w:t>
+      </w:r>
+      <w:r>
+        <w:rPr>
+          <w:rStyle w:val="VerbatimChar"/>
+        </w:rPr>
+        <w:t xml:space="preserve">op = cost</w:t>
+      </w:r>
+      <w:r>
+        <w:t xml:space="preserve">,</w:t>
+      </w:r>
+      <w:r>
+        <w:t xml:space="preserve"> </w:t>
+      </w:r>
+      <w:r>
+        <w:rPr>
+          <w:rStyle w:val="VerbatimChar"/>
+        </w:rPr>
+        <w:t xml:space="preserve">value</w:t>
+      </w:r>
+      <w:r>
+        <w:t xml:space="preserve"> </w:t>
+      </w:r>
+      <w:r>
+        <w:t xml:space="preserve">must be non-negative.</w:t>
+      </w:r>
+    </w:p>
+    <w:bookmarkEnd w:id="21"/>
+    <w:bookmarkStart w:id="22" w:name="Xa2e9a6aa349164f46363c83156b4ed6906201b4"/>
+    <w:p>
+      <w:pPr>
+        <w:pStyle w:val="Heading2"/>
+      </w:pPr>
+      <w:r>
+        <w:t xml:space="preserve">12. Manifest Publish Safety</w:t>
+      </w:r>
+    </w:p>
+    <w:p>
+      <w:pPr>
+        <w:pStyle w:val="FirstParagraph"/>
+      </w:pPr>
+      <w:r>
+        <w:t xml:space="preserve">Manifest entries must satisfy:</w:t>
+      </w:r>
+    </w:p>
+    <w:p>
+      <w:pPr>
+        <w:pStyle w:val="Compact"/>
+        <w:numPr>
+          <w:ilvl w:val="0"/>
+          <w:numId w:val="1013"/>
+        </w:numPr>
+      </w:pPr>
+      <w:r>
+        <w:t xml:space="preserve">unique</w:t>
+      </w:r>
+      <w:r>
+        <w:t xml:space="preserve"> </w:t>
+      </w:r>
+      <w:r>
+        <w:rPr>
+          <w:rStyle w:val="VerbatimChar"/>
+        </w:rPr>
+        <w:t xml:space="preserve">id</w:t>
+      </w:r>
+    </w:p>
+    <w:p>
+      <w:pPr>
+        <w:pStyle w:val="Compact"/>
+        <w:numPr>
+          <w:ilvl w:val="0"/>
+          <w:numId w:val="1013"/>
+        </w:numPr>
+      </w:pPr>
+      <w:r>
+        <w:t xml:space="preserve">unique</w:t>
+      </w:r>
+      <w:r>
+        <w:t xml:space="preserve"> </w:t>
+      </w:r>
+      <w:r>
+        <w:rPr>
+          <w:rStyle w:val="VerbatimChar"/>
+        </w:rPr>
+        <w:t xml:space="preserve">path</w:t>
+      </w:r>
+    </w:p>
+    <w:p>
+      <w:pPr>
+        <w:pStyle w:val="Compact"/>
+        <w:numPr>
+          <w:ilvl w:val="0"/>
+          <w:numId w:val="1013"/>
+        </w:numPr>
+      </w:pPr>
+      <w:r>
+        <w:t xml:space="preserve">relative path only, with no</w:t>
+      </w:r>
+      <w:r>
+        <w:t xml:space="preserve"> </w:t>
+      </w:r>
+      <w:r>
+        <w:rPr>
+          <w:rStyle w:val="VerbatimChar"/>
+        </w:rPr>
+        <w:t xml:space="preserve">..</w:t>
+      </w:r>
+      <w:r>
+        <w:t xml:space="preserve"> </w:t>
+      </w:r>
+      <w:r>
+        <w:t xml:space="preserve">traversal segments</w:t>
+      </w:r>
+    </w:p>
+    <w:bookmarkEnd w:id="22"/>
+    <w:bookmarkEnd w:id="23"/>
     <w:sectPr>
       <w:footnotePr>
         <w:numRestart w:val="eachSect"/>
@@ -1486,6 +2836,39 @@
     <w:abstractNumId w:val="991"/>
   </w:num>
   <w:num w:numId="1002">
+    <w:abstractNumId w:val="991"/>
+  </w:num>
+  <w:num w:numId="1003">
+    <w:abstractNumId w:val="991"/>
+  </w:num>
+  <w:num w:numId="1004">
+    <w:abstractNumId w:val="991"/>
+  </w:num>
+  <w:num w:numId="1005">
+    <w:abstractNumId w:val="991"/>
+  </w:num>
+  <w:num w:numId="1006">
+    <w:abstractNumId w:val="991"/>
+  </w:num>
+  <w:num w:numId="1007">
+    <w:abstractNumId w:val="991"/>
+  </w:num>
+  <w:num w:numId="1008">
+    <w:abstractNumId w:val="991"/>
+  </w:num>
+  <w:num w:numId="1009">
+    <w:abstractNumId w:val="991"/>
+  </w:num>
+  <w:num w:numId="1010">
+    <w:abstractNumId w:val="991"/>
+  </w:num>
+  <w:num w:numId="1011">
+    <w:abstractNumId w:val="991"/>
+  </w:num>
+  <w:num w:numId="1012">
+    <w:abstractNumId w:val="991"/>
+  </w:num>
+  <w:num w:numId="1013">
     <w:abstractNumId w:val="991"/>
   </w:num>
 </w:numbering>
